--- a/Archivos Proyecto Integrado/02 Informes Word/Resumen_base_de_datos_Delicias_de_Mama.docx
+++ b/Archivos Proyecto Integrado/02 Informes Word/Resumen_base_de_datos_Delicias_de_Mama.docx
@@ -25,7 +25,7 @@
     </w:p>
     <w:p>
       <w:r>
-        <w:t>Equipo: Felipe Alvarado, Matias Otero y Jafet Lavados</w:t>
+        <w:t>Equipo: Felipe Alvarado y Jafet Lavados</w:t>
         <w:br/>
         <w:t>Carrera: Analista Programador · INACAP</w:t>
       </w:r>
